--- a/03172026-SIS-001-Scope-of-Work.docx
+++ b/03172026-SIS-001-Scope-of-Work.docx
@@ -1057,7 +1057,7 @@
                 <w:rFonts w:ascii="Arial" w:hAnsi="Arial"/>
                 <w:sz w:val="18"/>
               </w:rPr>
-              <w:t>August 31, 2026 — 21:00 PT</w:t>
+              <w:t>August 01, 2026 — 21:00 PT</w:t>
             </w:r>
           </w:p>
         </w:tc>
@@ -1265,7 +1265,7 @@
                 <w:rFonts w:ascii="Arial" w:hAnsi="Arial"/>
                 <w:sz w:val="18"/>
               </w:rPr>
-              <w:t xml:space="preserve">September 22, 2026 – </w:t>
+              <w:t>September 22, 2026 – September 30, 2026</w:t>
             </w:r>
           </w:p>
         </w:tc>
@@ -2711,14 +2711,15 @@
         <w:tblLook w:firstColumn="1" w:firstRow="1" w:lastColumn="0" w:lastRow="0" w:noHBand="0" w:noVBand="1" w:val="04A0"/>
       </w:tblPr>
       <w:tblGrid>
-        <w:gridCol w:w="1170"/>
-        <w:gridCol w:w="1170"/>
-        <w:gridCol w:w="1170"/>
-        <w:gridCol w:w="1170"/>
-        <w:gridCol w:w="1170"/>
-        <w:gridCol w:w="1170"/>
-        <w:gridCol w:w="1170"/>
-        <w:gridCol w:w="1170"/>
+        <w:gridCol w:w="1040"/>
+        <w:gridCol w:w="1040"/>
+        <w:gridCol w:w="1040"/>
+        <w:gridCol w:w="1040"/>
+        <w:gridCol w:w="1040"/>
+        <w:gridCol w:w="1040"/>
+        <w:gridCol w:w="1040"/>
+        <w:gridCol w:w="1040"/>
+        <w:gridCol w:w="1040"/>
       </w:tblGrid>
       <w:tr>
         <w:trPr>
@@ -2726,7 +2727,7 @@
         </w:trPr>
         <w:tc>
           <w:tcPr>
-            <w:tcW w:type="dxa" w:w="2160"/>
+            <w:tcW w:type="dxa" w:w="1872"/>
             <w:shd w:val="clear" w:color="auto" w:fill="1F4E79"/>
             <w:tcBorders>
               <w:top w:val="single" w:sz="4" w:space="0" w:color="1F4E79"/>
@@ -2753,7 +2754,7 @@
         </w:tc>
         <w:tc>
           <w:tcPr>
-            <w:tcW w:type="dxa" w:w="1296"/>
+            <w:tcW w:type="dxa" w:w="1224"/>
             <w:shd w:val="clear" w:color="auto" w:fill="1F4E79"/>
             <w:tcBorders>
               <w:top w:val="single" w:sz="4" w:space="0" w:color="1F4E79"/>
@@ -2780,7 +2781,7 @@
         </w:tc>
         <w:tc>
           <w:tcPr>
-            <w:tcW w:type="dxa" w:w="1440"/>
+            <w:tcW w:type="dxa" w:w="1368"/>
             <w:shd w:val="clear" w:color="auto" w:fill="1F4E79"/>
             <w:tcBorders>
               <w:top w:val="single" w:sz="4" w:space="0" w:color="1F4E79"/>
@@ -2807,7 +2808,7 @@
         </w:tc>
         <w:tc>
           <w:tcPr>
-            <w:tcW w:type="dxa" w:w="1584"/>
+            <w:tcW w:type="dxa" w:w="1440"/>
             <w:shd w:val="clear" w:color="auto" w:fill="1F4E79"/>
             <w:tcBorders>
               <w:top w:val="single" w:sz="4" w:space="0" w:color="1F4E79"/>
@@ -2834,7 +2835,7 @@
         </w:tc>
         <w:tc>
           <w:tcPr>
-            <w:tcW w:type="dxa" w:w="720"/>
+            <w:tcW w:type="dxa" w:w="648"/>
             <w:shd w:val="clear" w:color="auto" w:fill="1F4E79"/>
             <w:tcBorders>
               <w:top w:val="single" w:sz="4" w:space="0" w:color="1F4E79"/>
@@ -2861,7 +2862,7 @@
         </w:tc>
         <w:tc>
           <w:tcPr>
-            <w:tcW w:type="dxa" w:w="1440"/>
+            <w:tcW w:type="dxa" w:w="1368"/>
             <w:shd w:val="clear" w:color="auto" w:fill="1F4E79"/>
             <w:tcBorders>
               <w:top w:val="single" w:sz="4" w:space="0" w:color="1F4E79"/>
@@ -2888,7 +2889,34 @@
         </w:tc>
         <w:tc>
           <w:tcPr>
-            <w:tcW w:type="dxa" w:w="1152"/>
+            <w:tcW w:type="dxa" w:w="1440"/>
+            <w:shd w:val="clear" w:color="auto" w:fill="1F4E79"/>
+            <w:tcBorders>
+              <w:top w:val="single" w:sz="4" w:space="0" w:color="1F4E79"/>
+              <w:left w:val="single" w:sz="4" w:space="0" w:color="1F4E79"/>
+              <w:bottom w:val="single" w:sz="4" w:space="0" w:color="1F4E79"/>
+              <w:right w:val="single" w:sz="4" w:space="0" w:color="1F4E79"/>
+            </w:tcBorders>
+            <w:vAlign w:val="center"/>
+          </w:tcPr>
+          <w:p>
+            <w:pPr>
+              <w:jc w:val="left"/>
+            </w:pPr>
+            <w:r>
+              <w:rPr>
+                <w:rFonts w:ascii="Arial" w:hAnsi="Arial"/>
+                <w:b/>
+                <w:color w:val="FFFFFF"/>
+                <w:sz w:val="18"/>
+              </w:rPr>
+              <w:t>OS / Platform</w:t>
+            </w:r>
+          </w:p>
+        </w:tc>
+        <w:tc>
+          <w:tcPr>
+            <w:tcW w:type="dxa" w:w="1008"/>
             <w:shd w:val="clear" w:color="auto" w:fill="1F4E79"/>
             <w:tcBorders>
               <w:top w:val="single" w:sz="4" w:space="0" w:color="1F4E79"/>
@@ -2915,7 +2943,7 @@
         </w:tc>
         <w:tc>
           <w:tcPr>
-            <w:tcW w:type="dxa" w:w="2448"/>
+            <w:tcW w:type="dxa" w:w="1872"/>
             <w:shd w:val="clear" w:color="auto" w:fill="1F4E79"/>
             <w:tcBorders>
               <w:top w:val="single" w:sz="4" w:space="0" w:color="1F4E79"/>
@@ -2944,7 +2972,7 @@
       <w:tr>
         <w:tc>
           <w:tcPr>
-            <w:tcW w:type="dxa" w:w="2160"/>
+            <w:tcW w:type="dxa" w:w="1872"/>
             <w:shd w:val="clear" w:color="auto" w:fill="FFFFFF"/>
             <w:tcBorders>
               <w:top w:val="single" w:sz="4" w:space="0" w:color="CCCCCC"/>
@@ -2969,7 +2997,106 @@
         </w:tc>
         <w:tc>
           <w:tcPr>
-            <w:tcW w:type="dxa" w:w="1296"/>
+            <w:tcW w:type="dxa" w:w="1224"/>
+            <w:shd w:val="clear" w:color="auto" w:fill="FFFFFF"/>
+            <w:tcBorders>
+              <w:top w:val="single" w:sz="4" w:space="0" w:color="CCCCCC"/>
+              <w:left w:val="single" w:sz="4" w:space="0" w:color="CCCCCC"/>
+              <w:bottom w:val="single" w:sz="4" w:space="0" w:color="CCCCCC"/>
+              <w:right w:val="single" w:sz="4" w:space="0" w:color="CCCCCC"/>
+            </w:tcBorders>
+            <w:vAlign w:val="top"/>
+          </w:tcPr>
+          <w:p>
+            <w:pPr>
+              <w:jc w:val="left"/>
+            </w:pPr>
+            <w:r>
+              <w:rPr>
+                <w:rFonts w:ascii="Arial" w:hAnsi="Arial"/>
+                <w:sz w:val="18"/>
+              </w:rPr>
+              <w:t>Network Segment, Vlan, Firewall, Next Gen Firewall, Ids Ips, Router, Switch, Hub, Vpn Gateway, Application Server, File Server, Database Server, Web Server, Workstation, Laptop, Tablet, Phone Voip, Printer, Smart Appliance, Iot Device, Television, Wireless Ap, Load Balancer, Storage Array, Other</w:t>
+            </w:r>
+          </w:p>
+        </w:tc>
+        <w:tc>
+          <w:tcPr>
+            <w:tcW w:type="dxa" w:w="1368"/>
+            <w:shd w:val="clear" w:color="auto" w:fill="FFFFFF"/>
+            <w:tcBorders>
+              <w:top w:val="single" w:sz="4" w:space="0" w:color="CCCCCC"/>
+              <w:left w:val="single" w:sz="4" w:space="0" w:color="CCCCCC"/>
+              <w:bottom w:val="single" w:sz="4" w:space="0" w:color="CCCCCC"/>
+              <w:right w:val="single" w:sz="4" w:space="0" w:color="CCCCCC"/>
+            </w:tcBorders>
+            <w:vAlign w:val="top"/>
+          </w:tcPr>
+          <w:p>
+            <w:pPr>
+              <w:jc w:val="left"/>
+            </w:pPr>
+            <w:r>
+              <w:rPr>
+                <w:rFonts w:ascii="Arial" w:hAnsi="Arial"/>
+                <w:sz w:val="18"/>
+              </w:rPr>
+              <w:t>10.0.0.0/24</w:t>
+            </w:r>
+          </w:p>
+        </w:tc>
+        <w:tc>
+          <w:tcPr>
+            <w:tcW w:type="dxa" w:w="1440"/>
+            <w:shd w:val="clear" w:color="auto" w:fill="FFFFFF"/>
+            <w:tcBorders>
+              <w:top w:val="single" w:sz="4" w:space="0" w:color="CCCCCC"/>
+              <w:left w:val="single" w:sz="4" w:space="0" w:color="CCCCCC"/>
+              <w:bottom w:val="single" w:sz="4" w:space="0" w:color="CCCCCC"/>
+              <w:right w:val="single" w:sz="4" w:space="0" w:color="CCCCCC"/>
+            </w:tcBorders>
+            <w:vAlign w:val="top"/>
+          </w:tcPr>
+          <w:p>
+            <w:pPr>
+              <w:jc w:val="left"/>
+            </w:pPr>
+            <w:r>
+              <w:rPr>
+                <w:rFonts w:ascii="Arial" w:hAnsi="Arial"/>
+                <w:sz w:val="18"/>
+              </w:rPr>
+            </w:r>
+          </w:p>
+        </w:tc>
+        <w:tc>
+          <w:tcPr>
+            <w:tcW w:type="dxa" w:w="648"/>
+            <w:shd w:val="clear" w:color="auto" w:fill="FFFFFF"/>
+            <w:tcBorders>
+              <w:top w:val="single" w:sz="4" w:space="0" w:color="CCCCCC"/>
+              <w:left w:val="single" w:sz="4" w:space="0" w:color="CCCCCC"/>
+              <w:bottom w:val="single" w:sz="4" w:space="0" w:color="CCCCCC"/>
+              <w:right w:val="single" w:sz="4" w:space="0" w:color="CCCCCC"/>
+            </w:tcBorders>
+            <w:vAlign w:val="top"/>
+          </w:tcPr>
+          <w:p>
+            <w:pPr>
+              <w:jc w:val="left"/>
+            </w:pPr>
+            <w:r>
+              <w:rPr>
+                <w:rFonts w:ascii="Arial" w:hAnsi="Arial"/>
+                <w:sz w:val="18"/>
+              </w:rPr>
+              <w:t>3</w:t>
+            </w:r>
+          </w:p>
+        </w:tc>
+        <w:tc>
+          <w:tcPr>
+            <w:tcW w:type="dxa" w:w="1368"/>
             <w:shd w:val="clear" w:color="auto" w:fill="FFFFFF"/>
             <w:tcBorders>
               <w:top w:val="single" w:sz="4" w:space="0" w:color="CCCCCC"/>
@@ -3012,86 +3139,12 @@
                 <w:rFonts w:ascii="Arial" w:hAnsi="Arial"/>
                 <w:sz w:val="18"/>
               </w:rPr>
-              <w:t>10.0.0.0/24</w:t>
             </w:r>
           </w:p>
         </w:tc>
         <w:tc>
           <w:tcPr>
-            <w:tcW w:type="dxa" w:w="1584"/>
-            <w:shd w:val="clear" w:color="auto" w:fill="FFFFFF"/>
-            <w:tcBorders>
-              <w:top w:val="single" w:sz="4" w:space="0" w:color="CCCCCC"/>
-              <w:left w:val="single" w:sz="4" w:space="0" w:color="CCCCCC"/>
-              <w:bottom w:val="single" w:sz="4" w:space="0" w:color="CCCCCC"/>
-              <w:right w:val="single" w:sz="4" w:space="0" w:color="CCCCCC"/>
-            </w:tcBorders>
-            <w:vAlign w:val="top"/>
-          </w:tcPr>
-          <w:p>
-            <w:pPr>
-              <w:jc w:val="left"/>
-            </w:pPr>
-            <w:r>
-              <w:rPr>
-                <w:rFonts w:ascii="Arial" w:hAnsi="Arial"/>
-                <w:sz w:val="18"/>
-              </w:rPr>
-            </w:r>
-          </w:p>
-        </w:tc>
-        <w:tc>
-          <w:tcPr>
-            <w:tcW w:type="dxa" w:w="720"/>
-            <w:shd w:val="clear" w:color="auto" w:fill="FFFFFF"/>
-            <w:tcBorders>
-              <w:top w:val="single" w:sz="4" w:space="0" w:color="CCCCCC"/>
-              <w:left w:val="single" w:sz="4" w:space="0" w:color="CCCCCC"/>
-              <w:bottom w:val="single" w:sz="4" w:space="0" w:color="CCCCCC"/>
-              <w:right w:val="single" w:sz="4" w:space="0" w:color="CCCCCC"/>
-            </w:tcBorders>
-            <w:vAlign w:val="top"/>
-          </w:tcPr>
-          <w:p>
-            <w:pPr>
-              <w:jc w:val="left"/>
-            </w:pPr>
-            <w:r>
-              <w:rPr>
-                <w:rFonts w:ascii="Arial" w:hAnsi="Arial"/>
-                <w:sz w:val="18"/>
-              </w:rPr>
-              <w:t>1–11</w:t>
-            </w:r>
-          </w:p>
-        </w:tc>
-        <w:tc>
-          <w:tcPr>
-            <w:tcW w:type="dxa" w:w="1440"/>
-            <w:shd w:val="clear" w:color="auto" w:fill="FFFFFF"/>
-            <w:tcBorders>
-              <w:top w:val="single" w:sz="4" w:space="0" w:color="CCCCCC"/>
-              <w:left w:val="single" w:sz="4" w:space="0" w:color="CCCCCC"/>
-              <w:bottom w:val="single" w:sz="4" w:space="0" w:color="CCCCCC"/>
-              <w:right w:val="single" w:sz="4" w:space="0" w:color="CCCCCC"/>
-            </w:tcBorders>
-            <w:vAlign w:val="top"/>
-          </w:tcPr>
-          <w:p>
-            <w:pPr>
-              <w:jc w:val="left"/>
-            </w:pPr>
-            <w:r>
-              <w:rPr>
-                <w:rFonts w:ascii="Arial" w:hAnsi="Arial"/>
-                <w:sz w:val="18"/>
-              </w:rPr>
-            </w:r>
-          </w:p>
-        </w:tc>
-        <w:tc>
-          <w:tcPr>
-            <w:tcW w:type="dxa" w:w="1152"/>
+            <w:tcW w:type="dxa" w:w="1008"/>
             <w:shd w:val="clear" w:color="auto" w:fill="FFFFFF"/>
             <w:tcBorders>
               <w:top w:val="single" w:sz="4" w:space="0" w:color="CCCCCC"/>
@@ -3116,7 +3169,7 @@
         </w:tc>
         <w:tc>
           <w:tcPr>
-            <w:tcW w:type="dxa" w:w="2448"/>
+            <w:tcW w:type="dxa" w:w="1872"/>
             <w:shd w:val="clear" w:color="auto" w:fill="FFFFFF"/>
             <w:tcBorders>
               <w:top w:val="single" w:sz="4" w:space="0" w:color="CCCCCC"/>
@@ -3597,7 +3650,7 @@
           <w:color w:val="1A1A2E"/>
           <w:sz w:val="22"/>
         </w:rPr>
-        <w:t>• Global Headquarters for Strange Internal Systems</w:t>
+        <w:t>• Global Headquarters for Strange Internal Systems (Office)</w:t>
       </w:r>
     </w:p>
     <w:p>
@@ -3612,6 +3665,241 @@
           <w:sz w:val="20"/>
         </w:rPr>
         <w:t>Address: 1111 120th Ave Suite 6  Piercevale Mi 56845</w:t>
+      </w:r>
+    </w:p>
+    <w:p>
+      <w:pPr>
+        <w:spacing w:after="80"/>
+      </w:pPr>
+      <w:r>
+        <w:rPr>
+          <w:rFonts w:ascii="Arial" w:hAnsi="Arial"/>
+          <w:b/>
+          <w:i w:val="0"/>
+          <w:sz w:val="20"/>
+        </w:rPr>
+        <w:t>Authorized Activities:</w:t>
+      </w:r>
+    </w:p>
+    <w:p>
+      <w:pPr>
+        <w:pStyle w:val="ListBullet"/>
+        <w:spacing w:after="40"/>
+      </w:pPr>
+      <w:r>
+        <w:rPr>
+          <w:rFonts w:ascii="Arial" w:hAnsi="Arial"/>
+          <w:sz w:val="20"/>
+        </w:rPr>
+        <w:t>Tailgating Entry</w:t>
+      </w:r>
+    </w:p>
+    <w:p>
+      <w:pPr>
+        <w:pStyle w:val="ListBullet"/>
+        <w:spacing w:after="40"/>
+      </w:pPr>
+      <w:r>
+        <w:rPr>
+          <w:rFonts w:ascii="Arial" w:hAnsi="Arial"/>
+          <w:sz w:val="20"/>
+        </w:rPr>
+        <w:t>Badge Cloning</w:t>
+      </w:r>
+    </w:p>
+    <w:p>
+      <w:pPr>
+        <w:pStyle w:val="ListBullet"/>
+        <w:spacing w:after="40"/>
+      </w:pPr>
+      <w:r>
+        <w:rPr>
+          <w:rFonts w:ascii="Arial" w:hAnsi="Arial"/>
+          <w:sz w:val="20"/>
+        </w:rPr>
+        <w:t>Badge Access Testing</w:t>
+      </w:r>
+    </w:p>
+    <w:p>
+      <w:pPr>
+        <w:pStyle w:val="ListBullet"/>
+        <w:spacing w:after="40"/>
+      </w:pPr>
+      <w:r>
+        <w:rPr>
+          <w:rFonts w:ascii="Arial" w:hAnsi="Arial"/>
+          <w:sz w:val="20"/>
+        </w:rPr>
+        <w:t>Dumpster Reconnaissance</w:t>
+      </w:r>
+    </w:p>
+    <w:p>
+      <w:pPr>
+        <w:pStyle w:val="ListBullet"/>
+        <w:spacing w:after="40"/>
+      </w:pPr>
+      <w:r>
+        <w:rPr>
+          <w:rFonts w:ascii="Arial" w:hAnsi="Arial"/>
+          <w:sz w:val="20"/>
+        </w:rPr>
+        <w:t>Server Room Access</w:t>
+      </w:r>
+    </w:p>
+    <w:p>
+      <w:pPr>
+        <w:pStyle w:val="ListBullet"/>
+        <w:spacing w:after="40"/>
+      </w:pPr>
+      <w:r>
+        <w:rPr>
+          <w:rFonts w:ascii="Arial" w:hAnsi="Arial"/>
+          <w:sz w:val="20"/>
+        </w:rPr>
+        <w:t>Network Closet Access</w:t>
+      </w:r>
+    </w:p>
+    <w:p>
+      <w:pPr>
+        <w:pStyle w:val="ListBullet"/>
+        <w:spacing w:after="40"/>
+      </w:pPr>
+      <w:r>
+        <w:rPr>
+          <w:rFonts w:ascii="Arial" w:hAnsi="Arial"/>
+          <w:sz w:val="20"/>
+        </w:rPr>
+        <w:t>Workstation Physical Access</w:t>
+      </w:r>
+    </w:p>
+    <w:p>
+      <w:pPr>
+        <w:pStyle w:val="ListBullet"/>
+        <w:spacing w:after="40"/>
+      </w:pPr>
+      <w:r>
+        <w:rPr>
+          <w:rFonts w:ascii="Arial" w:hAnsi="Arial"/>
+          <w:sz w:val="20"/>
+        </w:rPr>
+        <w:t>Usb Device Planting</w:t>
+      </w:r>
+    </w:p>
+    <w:p>
+      <w:pPr>
+        <w:pStyle w:val="ListBullet"/>
+        <w:spacing w:after="40"/>
+      </w:pPr>
+      <w:r>
+        <w:rPr>
+          <w:rFonts w:ascii="Arial" w:hAnsi="Arial"/>
+          <w:sz w:val="20"/>
+        </w:rPr>
+        <w:t>Social Engineering Of Staff</w:t>
+      </w:r>
+    </w:p>
+    <w:p>
+      <w:pPr>
+        <w:pStyle w:val="ListBullet"/>
+        <w:spacing w:after="40"/>
+      </w:pPr>
+      <w:r>
+        <w:rPr>
+          <w:rFonts w:ascii="Arial" w:hAnsi="Arial"/>
+          <w:sz w:val="20"/>
+        </w:rPr>
+        <w:t>Camera Bypass Attempt</w:t>
+      </w:r>
+    </w:p>
+    <w:p>
+      <w:pPr>
+        <w:pStyle w:val="ListBullet"/>
+        <w:spacing w:after="40"/>
+      </w:pPr>
+      <w:r>
+        <w:rPr>
+          <w:rFonts w:ascii="Arial" w:hAnsi="Arial"/>
+          <w:sz w:val="20"/>
+        </w:rPr>
+        <w:t>Lock Bypass Non Destructive</w:t>
+      </w:r>
+    </w:p>
+    <w:p>
+      <w:pPr>
+        <w:pStyle w:val="ListBullet"/>
+        <w:spacing w:after="40"/>
+      </w:pPr>
+      <w:r>
+        <w:rPr>
+          <w:rFonts w:ascii="Arial" w:hAnsi="Arial"/>
+          <w:sz w:val="20"/>
+        </w:rPr>
+        <w:t>Visitor Policy Testing</w:t>
+      </w:r>
+    </w:p>
+    <w:p>
+      <w:pPr>
+        <w:pStyle w:val="ListBullet"/>
+        <w:spacing w:after="40"/>
+      </w:pPr>
+      <w:r>
+        <w:rPr>
+          <w:rFonts w:ascii="Arial" w:hAnsi="Arial"/>
+          <w:sz w:val="20"/>
+        </w:rPr>
+        <w:t>Clean Desk Audit</w:t>
+      </w:r>
+    </w:p>
+    <w:p>
+      <w:pPr>
+        <w:pStyle w:val="ListBullet"/>
+        <w:spacing w:after="40"/>
+      </w:pPr>
+      <w:r>
+        <w:rPr>
+          <w:rFonts w:ascii="Arial" w:hAnsi="Arial"/>
+          <w:sz w:val="20"/>
+        </w:rPr>
+        <w:t>Equipment Labeling Review</w:t>
+      </w:r>
+    </w:p>
+    <w:p>
+      <w:pPr>
+        <w:pStyle w:val="ListBullet"/>
+        <w:spacing w:after="40"/>
+      </w:pPr>
+      <w:r>
+        <w:rPr>
+          <w:rFonts w:ascii="Arial" w:hAnsi="Arial"/>
+          <w:sz w:val="20"/>
+        </w:rPr>
+        <w:t>Data Center Cage Access</w:t>
+      </w:r>
+    </w:p>
+    <w:p>
+      <w:pPr>
+        <w:pStyle w:val="ListBullet"/>
+        <w:spacing w:after="40"/>
+      </w:pPr>
+      <w:r>
+        <w:rPr>
+          <w:rFonts w:ascii="Arial" w:hAnsi="Arial"/>
+          <w:sz w:val="20"/>
+        </w:rPr>
+        <w:t>Soc Access Attempt</w:t>
+      </w:r>
+    </w:p>
+    <w:p>
+      <w:pPr>
+        <w:pStyle w:val="ListBullet"/>
+        <w:spacing w:after="40"/>
+      </w:pPr>
+      <w:r>
+        <w:rPr>
+          <w:rFonts w:ascii="Arial" w:hAnsi="Arial"/>
+          <w:sz w:val="20"/>
+        </w:rPr>
+        <w:t>Rooftop Ap Enumeration</w:t>
       </w:r>
     </w:p>
     <w:p>
@@ -4928,6 +5216,7 @@
                 <w:rFonts w:ascii="Arial" w:hAnsi="Arial"/>
                 <w:sz w:val="18"/>
               </w:rPr>
+              <w:t>September 30, 2026</w:t>
             </w:r>
           </w:p>
         </w:tc>
